--- a/Releases/UA/Yuriy_Kobylyatskiy_Senior_Unity_Developer_UA.docx
+++ b/Releases/UA/Yuriy_Kobylyatskiy_Senior_Unity_Developer_UA.docx
@@ -42,15 +42,62 @@
         <w:jc w:val="center"/>
       </w:pPr>
       <w:r>
-        <w:t xml:space="preserve">Україна | Лише віддалена робота | +380957575677 (Telegram, Viber) | finmagnat@gmail.com | </w:t>
-      </w:r>
-      <w:hyperlink r:id="rId6">
+        <w:t>Україна | Лише віддалена робота | +380957575677 (</w:t>
+      </w:r>
+      <w:hyperlink r:id="rId6" w:history="1">
         <w:r>
           <w:rPr>
-            <w:rStyle w:val="Hyperlink"/>
+            <w:rStyle w:val="aff8"/>
           </w:rPr>
-          <w:t>Портфоліо</w:t>
+          <w:t>Telegram</w:t>
         </w:r>
+      </w:hyperlink>
+      <w:r>
+        <w:t xml:space="preserve">, Viber) | </w:t>
+      </w:r>
+      <w:hyperlink r:id="rId7" w:history="1">
+        <w:r>
+          <w:rPr>
+            <w:rStyle w:val="aff8"/>
+          </w:rPr>
+          <w:t>finmagnat@gmail.com</w:t>
+        </w:r>
+      </w:hyperlink>
+      <w:r>
+        <w:t xml:space="preserve"> </w:t>
+      </w:r>
+      <w:r>
+        <w:t xml:space="preserve">| </w:t>
+      </w:r>
+      <w:hyperlink r:id="rId8" w:history="1">
+        <w:r>
+          <w:rPr>
+            <w:rStyle w:val="aff8"/>
+          </w:rPr>
+          <w:t xml:space="preserve">Portfolio - </w:t>
+        </w:r>
+        <w:proofErr w:type="spellStart"/>
+        <w:r>
+          <w:rPr>
+            <w:rStyle w:val="aff8"/>
+          </w:rPr>
+          <w:t>Yuriy</w:t>
+        </w:r>
+        <w:proofErr w:type="spellEnd"/>
+        <w:r>
+          <w:rPr>
+            <w:rStyle w:val="aff8"/>
+          </w:rPr>
+          <w:t xml:space="preserve"> </w:t>
+        </w:r>
+        <w:proofErr w:type="spellStart"/>
+        <w:r>
+          <w:rPr>
+            <w:rStyle w:val="aff8"/>
+          </w:rPr>
+          <w:t>Kobylyatskiy</w:t>
+        </w:r>
+        <w:proofErr w:type="spellEnd"/>
       </w:hyperlink>
     </w:p>
     <w:p>
@@ -58,35 +105,46 @@
         <w:spacing w:after="0"/>
         <w:jc w:val="center"/>
       </w:pPr>
-      <w:r>
-        <w:t xml:space="preserve">GitHub: </w:t>
-      </w:r>
-      <w:hyperlink r:id="rId7">
+      <w:hyperlink r:id="rId9">
         <w:r>
           <w:rPr>
-            <w:rStyle w:val="Hyperlink"/>
+            <w:color w:val="1D4ED8"/>
           </w:rPr>
-          <w:t>github.com/finmagnat</w:t>
+          <w:t>GitHub: github.com/</w:t>
         </w:r>
-      </w:hyperlink>
-      <w:r>
-        <w:t xml:space="preserve"> | LinkedIn: </w:t>
-      </w:r>
-      <w:hyperlink r:id="rId8">
+        <w:proofErr w:type="spellStart"/>
         <w:r>
           <w:rPr>
-            <w:rStyle w:val="Hyperlink"/>
+            <w:color w:val="1D4ED8"/>
+          </w:rPr>
+          <w:t>finmagnat</w:t>
+        </w:r>
+        <w:proofErr w:type="spellEnd"/>
+      </w:hyperlink>
+      <w:r>
+        <w:t xml:space="preserve">  |  </w:t>
+      </w:r>
+      <w:hyperlink r:id="rId10">
+        <w:r>
+          <w:rPr>
+            <w:color w:val="1D4ED8"/>
+          </w:rPr>
+          <w:t xml:space="preserve">LinkedIn: </w:t>
+        </w:r>
+        <w:proofErr w:type="spellStart"/>
+        <w:r>
+          <w:rPr>
+            <w:color w:val="1D4ED8"/>
           </w:rPr>
           <w:t>yuriy-kobylyatskiy</w:t>
         </w:r>
+        <w:proofErr w:type="spellEnd"/>
       </w:hyperlink>
     </w:p>
     <w:p>
       <w:pPr>
-        <w:pBdr>
-          <w:bottom w:val="single" w:sz="8" w:space="1" w:color="1D4ED8"/>
-        </w:pBdr>
-        <w:spacing w:after="60" w:line="120" w:lineRule="auto"/>
+        <w:spacing w:after="20" w:line="240" w:lineRule="auto"/>
+        <w:jc w:val="center"/>
       </w:pPr>
     </w:p>
     <w:p>
@@ -95,15 +153,21 @@
         <w:pBdr>
           <w:bottom w:val="single" w:sz="3" w:space="1" w:color="CBD5E1"/>
         </w:pBdr>
-        <w:rPr>
-          <w:lang w:val="ru-RU"/>
-        </w:rPr>
-      </w:pPr>
-      <w:r>
-        <w:rPr>
-          <w:lang w:val="ru-RU"/>
-        </w:rPr>
-        <w:t>Професійний профіль</w:t>
+      </w:pPr>
+      <w:r>
+        <w:rPr>
+          <w:lang w:val="ru-RU"/>
+        </w:rPr>
+        <w:t>Професійний</w:t>
+      </w:r>
+      <w:r>
+        <w:t xml:space="preserve"> </w:t>
+      </w:r>
+      <w:r>
+        <w:rPr>
+          <w:lang w:val="ru-RU"/>
+        </w:rPr>
+        <w:t>профіль</w:t>
       </w:r>
     </w:p>
     <w:p>
@@ -113,10 +177,30 @@
         </w:rPr>
       </w:pPr>
       <w:r>
-        <w:t>Senior / Lead Unity Developer. У розробці програмного забезпечення з 2007 року, у GameDev — з 2011 року.</w:t>
+        <w:t xml:space="preserve">Senior / Lead Unity Developer. </w:t>
+      </w:r>
+      <w:r>
+        <w:rPr>
+          <w:lang w:val="ru-RU"/>
+        </w:rPr>
+        <w:t xml:space="preserve">У розробці програмного забезпечення з 2007 року, у </w:t>
+      </w:r>
+      <w:r>
+        <w:t>GameDev</w:t>
+      </w:r>
+      <w:r>
+        <w:rPr>
+          <w:lang w:val="ru-RU"/>
+        </w:rPr>
+        <w:t xml:space="preserve"> — з 2011 року.</w:t>
       </w:r>
     </w:p>
     <w:p>
+      <w:pPr>
+        <w:rPr>
+          <w:lang w:val="ru-RU"/>
+        </w:rPr>
+      </w:pPr>
       <w:r>
         <w:rPr>
           <w:lang w:val="ru-RU"/>
@@ -243,15 +327,177 @@
     <w:p>
       <w:pPr>
         <w:pStyle w:val="a0"/>
-        <w:rPr>
-          <w:lang w:val="ru-RU"/>
-        </w:rPr>
-      </w:pPr>
-      <w:r>
-        <w:rPr>
-          <w:lang w:val="ru-RU"/>
-        </w:rPr>
-        <w:t>Реалізував захист клієнт-серверного геймплею від модифікації критичних ігрових змінних у пам'яті клієнта та усунув публічно оприлюднений експлойт Cheat Engine.</w:t>
+      </w:pPr>
+      <w:r>
+        <w:rPr>
+          <w:lang w:val="ru-RU"/>
+        </w:rPr>
+        <w:t>Реалізував</w:t>
+      </w:r>
+      <w:r>
+        <w:t xml:space="preserve"> </w:t>
+      </w:r>
+      <w:r>
+        <w:rPr>
+          <w:lang w:val="ru-RU"/>
+        </w:rPr>
+        <w:t>захист</w:t>
+      </w:r>
+      <w:r>
+        <w:t xml:space="preserve"> </w:t>
+      </w:r>
+      <w:r>
+        <w:rPr>
+          <w:lang w:val="ru-RU"/>
+        </w:rPr>
+        <w:t>клієнт</w:t>
+      </w:r>
+      <w:r>
+        <w:t>-</w:t>
+      </w:r>
+      <w:r>
+        <w:rPr>
+          <w:lang w:val="ru-RU"/>
+        </w:rPr>
+        <w:t>серверного</w:t>
+      </w:r>
+      <w:r>
+        <w:t xml:space="preserve"> </w:t>
+      </w:r>
+      <w:r>
+        <w:rPr>
+          <w:lang w:val="ru-RU"/>
+        </w:rPr>
+        <w:t>геймплею</w:t>
+      </w:r>
+      <w:r>
+        <w:t xml:space="preserve"> </w:t>
+      </w:r>
+      <w:r>
+        <w:rPr>
+          <w:lang w:val="ru-RU"/>
+        </w:rPr>
+        <w:t>від</w:t>
+      </w:r>
+      <w:r>
+        <w:t xml:space="preserve"> </w:t>
+      </w:r>
+      <w:r>
+        <w:rPr>
+          <w:lang w:val="ru-RU"/>
+        </w:rPr>
+        <w:t>модифікації</w:t>
+      </w:r>
+      <w:r>
+        <w:t xml:space="preserve"> </w:t>
+      </w:r>
+      <w:r>
+        <w:rPr>
+          <w:lang w:val="ru-RU"/>
+        </w:rPr>
+        <w:t>критичних</w:t>
+      </w:r>
+      <w:r>
+        <w:t xml:space="preserve"> </w:t>
+      </w:r>
+      <w:r>
+        <w:rPr>
+          <w:lang w:val="ru-RU"/>
+        </w:rPr>
+        <w:t>ігрових</w:t>
+      </w:r>
+      <w:r>
+        <w:t xml:space="preserve"> </w:t>
+      </w:r>
+      <w:r>
+        <w:rPr>
+          <w:lang w:val="ru-RU"/>
+        </w:rPr>
+        <w:t>змінних</w:t>
+      </w:r>
+      <w:r>
+        <w:t xml:space="preserve"> </w:t>
+      </w:r>
+      <w:r>
+        <w:rPr>
+          <w:lang w:val="ru-RU"/>
+        </w:rPr>
+        <w:t>у</w:t>
+      </w:r>
+      <w:r>
+        <w:t xml:space="preserve"> </w:t>
+      </w:r>
+      <w:r>
+        <w:rPr>
+          <w:lang w:val="ru-RU"/>
+        </w:rPr>
+        <w:t>пам</w:t>
+      </w:r>
+      <w:r>
+        <w:t>'</w:t>
+      </w:r>
+      <w:r>
+        <w:rPr>
+          <w:lang w:val="ru-RU"/>
+        </w:rPr>
+        <w:t>яті</w:t>
+      </w:r>
+      <w:r>
+        <w:t xml:space="preserve"> </w:t>
+      </w:r>
+      <w:r>
+        <w:rPr>
+          <w:lang w:val="ru-RU"/>
+        </w:rPr>
+        <w:t>клієнта</w:t>
+      </w:r>
+      <w:r>
+        <w:t xml:space="preserve"> </w:t>
+      </w:r>
+      <w:r>
+        <w:rPr>
+          <w:lang w:val="ru-RU"/>
+        </w:rPr>
+        <w:t>та</w:t>
+      </w:r>
+      <w:r>
+        <w:t xml:space="preserve"> </w:t>
+      </w:r>
+      <w:r>
+        <w:rPr>
+          <w:lang w:val="ru-RU"/>
+        </w:rPr>
+        <w:t>усунув</w:t>
+      </w:r>
+      <w:r>
+        <w:t xml:space="preserve"> </w:t>
+      </w:r>
+      <w:r>
+        <w:rPr>
+          <w:lang w:val="ru-RU"/>
+        </w:rPr>
+        <w:t>публічно</w:t>
+      </w:r>
+      <w:r>
+        <w:t xml:space="preserve"> </w:t>
+      </w:r>
+      <w:r>
+        <w:rPr>
+          <w:lang w:val="ru-RU"/>
+        </w:rPr>
+        <w:t>оприлюднений</w:t>
+      </w:r>
+      <w:r>
+        <w:t xml:space="preserve"> </w:t>
+      </w:r>
+      <w:r>
+        <w:rPr>
+          <w:lang w:val="ru-RU"/>
+        </w:rPr>
+        <w:t>експлойт</w:t>
+      </w:r>
+      <w:r>
+        <w:t xml:space="preserve"> Cheat Engine.</w:t>
       </w:r>
     </w:p>
     <w:p>
@@ -362,42 +608,416 @@
         <w:pBdr>
           <w:bottom w:val="single" w:sz="3" w:space="1" w:color="CBD5E1"/>
         </w:pBdr>
-      </w:pPr>
-      <w:r>
+        <w:rPr>
+          <w:lang w:val="ru-RU"/>
+        </w:rPr>
+      </w:pPr>
+      <w:r>
+        <w:rPr>
+          <w:lang w:val="ru-RU"/>
+        </w:rPr>
         <w:t>Ключові компетенції</w:t>
       </w:r>
     </w:p>
     <w:p>
       <w:pPr>
         <w:spacing w:after="10"/>
+        <w:rPr>
+          <w:lang w:val="ru-RU"/>
+        </w:rPr>
       </w:pPr>
       <w:r>
         <w:rPr>
           <w:b/>
         </w:rPr>
-        <w:t>Unity Development: Unity 2D/3D, програмування геймплею та UI, системи анімації, Unity Addressables, UniTask, async/await, CancellationToken, ScriptableObject, DOTween, Spine, Steamworks, власні інструменти редактора.</w:t>
+        <w:t>Unity</w:t>
+      </w:r>
+      <w:r>
+        <w:rPr>
+          <w:b/>
+          <w:lang w:val="ru-RU"/>
+        </w:rPr>
+        <w:t xml:space="preserve"> </w:t>
+      </w:r>
+      <w:r>
+        <w:rPr>
+          <w:b/>
+        </w:rPr>
+        <w:t>Development</w:t>
+      </w:r>
+      <w:r>
+        <w:rPr>
+          <w:b/>
+          <w:lang w:val="ru-RU"/>
+        </w:rPr>
+        <w:t xml:space="preserve">: </w:t>
+      </w:r>
+      <w:r>
+        <w:rPr>
+          <w:bCs/>
+        </w:rPr>
+        <w:t>Unity</w:t>
+      </w:r>
+      <w:r>
+        <w:rPr>
+          <w:bCs/>
+          <w:lang w:val="ru-RU"/>
+        </w:rPr>
+        <w:t xml:space="preserve"> 2</w:t>
+      </w:r>
+      <w:r>
+        <w:rPr>
+          <w:bCs/>
+        </w:rPr>
+        <w:t>D</w:t>
+      </w:r>
+      <w:r>
+        <w:rPr>
+          <w:bCs/>
+          <w:lang w:val="ru-RU"/>
+        </w:rPr>
+        <w:t>/3</w:t>
+      </w:r>
+      <w:r>
+        <w:rPr>
+          <w:bCs/>
+        </w:rPr>
+        <w:t>D</w:t>
+      </w:r>
+      <w:r>
+        <w:rPr>
+          <w:bCs/>
+          <w:lang w:val="ru-RU"/>
+        </w:rPr>
+        <w:t xml:space="preserve">, програмування геймплею та </w:t>
+      </w:r>
+      <w:r>
+        <w:rPr>
+          <w:bCs/>
+        </w:rPr>
+        <w:t>UI</w:t>
+      </w:r>
+      <w:r>
+        <w:rPr>
+          <w:bCs/>
+          <w:lang w:val="ru-RU"/>
+        </w:rPr>
+        <w:t xml:space="preserve">, системи анімації, </w:t>
+      </w:r>
+      <w:r>
+        <w:rPr>
+          <w:bCs/>
+        </w:rPr>
+        <w:t>Unity</w:t>
+      </w:r>
+      <w:r>
+        <w:rPr>
+          <w:bCs/>
+          <w:lang w:val="ru-RU"/>
+        </w:rPr>
+        <w:t xml:space="preserve"> </w:t>
+      </w:r>
+      <w:r>
+        <w:rPr>
+          <w:bCs/>
+        </w:rPr>
+        <w:t>Addressables</w:t>
+      </w:r>
+      <w:r>
+        <w:rPr>
+          <w:bCs/>
+          <w:lang w:val="ru-RU"/>
+        </w:rPr>
+        <w:t xml:space="preserve">, </w:t>
+      </w:r>
+      <w:r>
+        <w:rPr>
+          <w:bCs/>
+        </w:rPr>
+        <w:t>UniTask</w:t>
+      </w:r>
+      <w:r>
+        <w:rPr>
+          <w:bCs/>
+          <w:lang w:val="ru-RU"/>
+        </w:rPr>
+        <w:t xml:space="preserve">, </w:t>
+      </w:r>
+      <w:r>
+        <w:rPr>
+          <w:bCs/>
+        </w:rPr>
+        <w:t>async</w:t>
+      </w:r>
+      <w:r>
+        <w:rPr>
+          <w:bCs/>
+          <w:lang w:val="ru-RU"/>
+        </w:rPr>
+        <w:t>/</w:t>
+      </w:r>
+      <w:r>
+        <w:rPr>
+          <w:bCs/>
+        </w:rPr>
+        <w:t>await</w:t>
+      </w:r>
+      <w:r>
+        <w:rPr>
+          <w:bCs/>
+          <w:lang w:val="ru-RU"/>
+        </w:rPr>
+        <w:t xml:space="preserve">, </w:t>
+      </w:r>
+      <w:r>
+        <w:rPr>
+          <w:bCs/>
+        </w:rPr>
+        <w:t>CancellationToken</w:t>
+      </w:r>
+      <w:r>
+        <w:rPr>
+          <w:bCs/>
+          <w:lang w:val="ru-RU"/>
+        </w:rPr>
+        <w:t xml:space="preserve">, </w:t>
+      </w:r>
+      <w:r>
+        <w:rPr>
+          <w:bCs/>
+        </w:rPr>
+        <w:t>ScriptableObject</w:t>
+      </w:r>
+      <w:r>
+        <w:rPr>
+          <w:bCs/>
+          <w:lang w:val="ru-RU"/>
+        </w:rPr>
+        <w:t xml:space="preserve">, </w:t>
+      </w:r>
+      <w:r>
+        <w:rPr>
+          <w:bCs/>
+        </w:rPr>
+        <w:t>DOTween</w:t>
+      </w:r>
+      <w:r>
+        <w:rPr>
+          <w:bCs/>
+          <w:lang w:val="ru-RU"/>
+        </w:rPr>
+        <w:t xml:space="preserve">, </w:t>
+      </w:r>
+      <w:r>
+        <w:rPr>
+          <w:bCs/>
+        </w:rPr>
+        <w:t>Spine</w:t>
+      </w:r>
+      <w:r>
+        <w:rPr>
+          <w:bCs/>
+          <w:lang w:val="ru-RU"/>
+        </w:rPr>
+        <w:t xml:space="preserve">, </w:t>
+      </w:r>
+      <w:r>
+        <w:rPr>
+          <w:bCs/>
+        </w:rPr>
+        <w:t>Steamworks</w:t>
+      </w:r>
+      <w:r>
+        <w:rPr>
+          <w:bCs/>
+          <w:lang w:val="ru-RU"/>
+        </w:rPr>
+        <w:t>, власні інструменти редактора.</w:t>
       </w:r>
     </w:p>
     <w:p>
       <w:pPr>
         <w:spacing w:after="10"/>
+        <w:rPr>
+          <w:lang w:val="ru-RU"/>
+        </w:rPr>
       </w:pPr>
       <w:r>
         <w:rPr>
           <w:b/>
         </w:rPr>
-        <w:t>AI &amp; Game Systems: Behavior Trees, Behavior Designer, власні вузли BT, кінематична фізика, бойові системи, системи збереження, інвентарю та налаштувань, кат-сцени.</w:t>
+        <w:t>AI</w:t>
+      </w:r>
+      <w:r>
+        <w:rPr>
+          <w:b/>
+          <w:lang w:val="ru-RU"/>
+        </w:rPr>
+        <w:t xml:space="preserve"> &amp; </w:t>
+      </w:r>
+      <w:r>
+        <w:rPr>
+          <w:b/>
+        </w:rPr>
+        <w:t>Game</w:t>
+      </w:r>
+      <w:r>
+        <w:rPr>
+          <w:b/>
+          <w:lang w:val="ru-RU"/>
+        </w:rPr>
+        <w:t xml:space="preserve"> </w:t>
+      </w:r>
+      <w:r>
+        <w:rPr>
+          <w:b/>
+        </w:rPr>
+        <w:t>Systems</w:t>
+      </w:r>
+      <w:r>
+        <w:rPr>
+          <w:b/>
+          <w:lang w:val="ru-RU"/>
+        </w:rPr>
+        <w:t xml:space="preserve">: </w:t>
+      </w:r>
+      <w:r>
+        <w:rPr>
+          <w:bCs/>
+        </w:rPr>
+        <w:t>Behavior</w:t>
+      </w:r>
+      <w:r>
+        <w:rPr>
+          <w:bCs/>
+          <w:lang w:val="ru-RU"/>
+        </w:rPr>
+        <w:t xml:space="preserve"> </w:t>
+      </w:r>
+      <w:r>
+        <w:rPr>
+          <w:bCs/>
+        </w:rPr>
+        <w:t>Trees</w:t>
+      </w:r>
+      <w:r>
+        <w:rPr>
+          <w:bCs/>
+          <w:lang w:val="ru-RU"/>
+        </w:rPr>
+        <w:t xml:space="preserve">, </w:t>
+      </w:r>
+      <w:r>
+        <w:rPr>
+          <w:bCs/>
+        </w:rPr>
+        <w:t>Behavior</w:t>
+      </w:r>
+      <w:r>
+        <w:rPr>
+          <w:bCs/>
+          <w:lang w:val="ru-RU"/>
+        </w:rPr>
+        <w:t xml:space="preserve"> </w:t>
+      </w:r>
+      <w:r>
+        <w:rPr>
+          <w:bCs/>
+        </w:rPr>
+        <w:t>Designer</w:t>
+      </w:r>
+      <w:r>
+        <w:rPr>
+          <w:bCs/>
+          <w:lang w:val="ru-RU"/>
+        </w:rPr>
+        <w:t xml:space="preserve">, власні вузли </w:t>
+      </w:r>
+      <w:r>
+        <w:rPr>
+          <w:bCs/>
+        </w:rPr>
+        <w:t>BT</w:t>
+      </w:r>
+      <w:r>
+        <w:rPr>
+          <w:bCs/>
+          <w:lang w:val="ru-RU"/>
+        </w:rPr>
+        <w:t>, кінематична фізика, бойові системи, системи збереження, інвентарю та налаштувань, кат-сцени.</w:t>
       </w:r>
     </w:p>
     <w:p>
       <w:pPr>
         <w:spacing w:after="10"/>
+        <w:rPr>
+          <w:lang w:val="ru-RU"/>
+        </w:rPr>
       </w:pPr>
       <w:r>
         <w:rPr>
           <w:b/>
         </w:rPr>
-        <w:t>LiveOps &amp; Monetization: onboarding, щоденні бонуси, нагороди, реферальні системи, промокоди, рекомендований контент, A/B-тестування, віддалені конфігурації, доставка контенту.</w:t>
+        <w:t>LiveOps</w:t>
+      </w:r>
+      <w:r>
+        <w:rPr>
+          <w:b/>
+          <w:lang w:val="ru-RU"/>
+        </w:rPr>
+        <w:t xml:space="preserve"> &amp; </w:t>
+      </w:r>
+      <w:r>
+        <w:rPr>
+          <w:b/>
+        </w:rPr>
+        <w:t>Monetization</w:t>
+      </w:r>
+      <w:r>
+        <w:rPr>
+          <w:b/>
+          <w:lang w:val="ru-RU"/>
+        </w:rPr>
+        <w:t xml:space="preserve">: </w:t>
+      </w:r>
+      <w:r>
+        <w:rPr>
+          <w:bCs/>
+        </w:rPr>
+        <w:t>onboarding</w:t>
+      </w:r>
+      <w:r>
+        <w:rPr>
+          <w:bCs/>
+          <w:lang w:val="ru-RU"/>
+        </w:rPr>
+        <w:t xml:space="preserve">, щоденні бонуси, нагороди, реферальні системи, промокоди, рекомендований контент, </w:t>
+      </w:r>
+      <w:r>
+        <w:rPr>
+          <w:bCs/>
+        </w:rPr>
+        <w:t>A</w:t>
+      </w:r>
+      <w:r>
+        <w:rPr>
+          <w:bCs/>
+          <w:lang w:val="ru-RU"/>
+        </w:rPr>
+        <w:t>/</w:t>
+      </w:r>
+      <w:r>
+        <w:rPr>
+          <w:bCs/>
+        </w:rPr>
+        <w:t>B</w:t>
+      </w:r>
+      <w:r>
+        <w:rPr>
+          <w:bCs/>
+          <w:lang w:val="ru-RU"/>
+        </w:rPr>
+        <w:t>-тестування, віддалені конфігурації, доставка контенту.</w:t>
       </w:r>
     </w:p>
     <w:p>
@@ -408,18 +1028,33 @@
         <w:rPr>
           <w:b/>
         </w:rPr>
-        <w:t>SDK Integrations: PlayFab, Firebase, RevenueCat, AppsFlyer, Amplitude, Google Analytics, Google AdMob, Google Play Services, iOS Game Center.</w:t>
+        <w:t xml:space="preserve">SDK Integrations: </w:t>
+      </w:r>
+      <w:r>
+        <w:rPr>
+          <w:bCs/>
+        </w:rPr>
+        <w:t>PlayFab, Firebase, RevenueCat, AppsFlyer, Amplitude, Google Analytics, Google AdMob, Google Play Services, iOS Game Center.</w:t>
       </w:r>
     </w:p>
     <w:p>
       <w:pPr>
         <w:spacing w:after="10"/>
+        <w:rPr>
+          <w:bCs/>
+        </w:rPr>
       </w:pPr>
       <w:r>
         <w:rPr>
           <w:b/>
         </w:rPr>
-        <w:t>Optimization &amp; Automation: оптимізація використання пам'яті, розміру збірок і продуктивності, зменшення кількості аварійних завершень, Unity Memory Profiler, CI/CD (Jenkins, TeamCity), Bash, Rclone, Cron.</w:t>
+        <w:t xml:space="preserve">Optimization &amp; Automation: </w:t>
+      </w:r>
+      <w:r>
+        <w:rPr>
+          <w:bCs/>
+        </w:rPr>
+        <w:t>оптимізація використання пам'яті, розміру збірок і продуктивності, зменшення кількості аварійних завершень, Unity Memory Profiler, CI/CD (Jenkins, TeamCity), Bash, Rclone, Cron.</w:t>
       </w:r>
     </w:p>
     <w:p>
@@ -430,18 +1065,40 @@
         <w:rPr>
           <w:b/>
         </w:rPr>
-        <w:t>Graphics: власні шейдери Unity, налаштування матеріалів, реалізація ігрових VFX, легкі ефекти візуального зворотного зв'язку.</w:t>
+        <w:t>Graphics:</w:t>
+      </w:r>
+      <w:r>
+        <w:rPr>
+          <w:bCs/>
+        </w:rPr>
+        <w:t xml:space="preserve"> власні шейдери Unity, налаштування матеріалів, реалізація ігрових VFX, легкі ефекти візуального зворотного зв'язку.</w:t>
       </w:r>
     </w:p>
     <w:p>
       <w:pPr>
         <w:spacing w:after="10"/>
+        <w:rPr>
+          <w:lang w:val="ru-RU"/>
+        </w:rPr>
       </w:pPr>
       <w:r>
         <w:rPr>
           <w:b/>
         </w:rPr>
-        <w:t>Architecture &amp; Engineering Practices: модульна архітектура, Dependency Injection (Zenject), SOLID, KISS, DRY, YAGNI, рефакторинг, технічне проєктування. Leadership: оцінювання завдань, наставництво, управління командами, наймання, технічна документація, аудит проєктів.</w:t>
+        <w:t xml:space="preserve">Architecture &amp; Engineering Practices: </w:t>
+      </w:r>
+      <w:r>
+        <w:rPr>
+          <w:bCs/>
+        </w:rPr>
+        <w:t>модульна архітектура, Dependency Injection (Zenject), SOLID, KISS, DRY, YAGNI, рефакторинг, технічне проєктування. Leadership</w:t>
+      </w:r>
+      <w:r>
+        <w:rPr>
+          <w:bCs/>
+          <w:lang w:val="ru-RU"/>
+        </w:rPr>
+        <w:t>: оцінювання завдань, наставництво, управління командами, наймання, технічна документація, аудит проєктів.</w:t>
       </w:r>
     </w:p>
     <w:p>
@@ -452,6 +1109,7 @@
         </w:pBdr>
       </w:pPr>
       <w:r>
+        <w:lastRenderedPageBreak/>
         <w:t>Професійний досвід</w:t>
       </w:r>
     </w:p>
@@ -487,43 +1145,564 @@
     <w:p>
       <w:pPr>
         <w:pStyle w:val="a0"/>
-        <w:rPr>
-          <w:lang w:val="ru-RU"/>
-        </w:rPr>
-      </w:pPr>
-      <w:r>
-        <w:rPr>
-          <w:lang w:val="ru-RU"/>
-        </w:rPr>
-        <w:t>Реалізував AI ворогів за допомогою Behavior Trees і власних вузлів BT: патрулювання, атаки, відступ та ігрові взаємодії.</w:t>
+      </w:pPr>
+      <w:r>
+        <w:rPr>
+          <w:lang w:val="ru-RU"/>
+        </w:rPr>
+        <w:t>Реалізував</w:t>
+      </w:r>
+      <w:r>
+        <w:t xml:space="preserve"> AI </w:t>
+      </w:r>
+      <w:r>
+        <w:rPr>
+          <w:lang w:val="ru-RU"/>
+        </w:rPr>
+        <w:t>ворогів</w:t>
+      </w:r>
+      <w:r>
+        <w:t xml:space="preserve"> </w:t>
+      </w:r>
+      <w:r>
+        <w:rPr>
+          <w:lang w:val="ru-RU"/>
+        </w:rPr>
+        <w:t>за</w:t>
+      </w:r>
+      <w:r>
+        <w:t xml:space="preserve"> </w:t>
+      </w:r>
+      <w:r>
+        <w:rPr>
+          <w:lang w:val="ru-RU"/>
+        </w:rPr>
+        <w:t>допомогою</w:t>
+      </w:r>
+      <w:r>
+        <w:t xml:space="preserve"> Behavior Trees </w:t>
+      </w:r>
+      <w:r>
+        <w:rPr>
+          <w:lang w:val="ru-RU"/>
+        </w:rPr>
+        <w:t>і</w:t>
+      </w:r>
+      <w:r>
+        <w:t xml:space="preserve"> </w:t>
+      </w:r>
+      <w:r>
+        <w:rPr>
+          <w:lang w:val="ru-RU"/>
+        </w:rPr>
+        <w:t>власних</w:t>
+      </w:r>
+      <w:r>
+        <w:t xml:space="preserve"> </w:t>
+      </w:r>
+      <w:r>
+        <w:rPr>
+          <w:lang w:val="ru-RU"/>
+        </w:rPr>
+        <w:t>вузлів</w:t>
+      </w:r>
+      <w:r>
+        <w:t xml:space="preserve"> BT: </w:t>
+      </w:r>
+      <w:r>
+        <w:rPr>
+          <w:lang w:val="ru-RU"/>
+        </w:rPr>
+        <w:t>патрулювання</w:t>
+      </w:r>
+      <w:r>
+        <w:t xml:space="preserve">, </w:t>
+      </w:r>
+      <w:r>
+        <w:rPr>
+          <w:lang w:val="ru-RU"/>
+        </w:rPr>
+        <w:t>атаки</w:t>
+      </w:r>
+      <w:r>
+        <w:t xml:space="preserve">, </w:t>
+      </w:r>
+      <w:r>
+        <w:rPr>
+          <w:lang w:val="ru-RU"/>
+        </w:rPr>
+        <w:t>відступ</w:t>
+      </w:r>
+      <w:r>
+        <w:t xml:space="preserve"> </w:t>
+      </w:r>
+      <w:r>
+        <w:rPr>
+          <w:lang w:val="ru-RU"/>
+        </w:rPr>
+        <w:t>та</w:t>
+      </w:r>
+      <w:r>
+        <w:t xml:space="preserve"> </w:t>
+      </w:r>
+      <w:r>
+        <w:rPr>
+          <w:lang w:val="ru-RU"/>
+        </w:rPr>
+        <w:t>ігрові</w:t>
+      </w:r>
+      <w:r>
+        <w:t xml:space="preserve"> </w:t>
+      </w:r>
+      <w:r>
+        <w:rPr>
+          <w:lang w:val="ru-RU"/>
+        </w:rPr>
+        <w:t>взаємодії</w:t>
+      </w:r>
+      <w:r>
+        <w:t>.</w:t>
       </w:r>
     </w:p>
     <w:p>
       <w:pPr>
         <w:pStyle w:val="a0"/>
-        <w:rPr>
-          <w:lang w:val="ru-RU"/>
-        </w:rPr>
-      </w:pPr>
-      <w:r>
-        <w:rPr>
-          <w:lang w:val="ru-RU"/>
-        </w:rPr>
-        <w:t>Розробив бойові системи та системи персонажа: атаки, постріли, завдання шкоди, відкидання, інвентар, налаштування користувача, кат-сцени та конфігурації на основі ScriptableObject.</w:t>
+      </w:pPr>
+      <w:proofErr w:type="spellStart"/>
+      <w:r>
+        <w:rPr>
+          <w:lang w:val="ru-RU"/>
+        </w:rPr>
+        <w:t>Розробив</w:t>
+      </w:r>
+      <w:proofErr w:type="spellEnd"/>
+      <w:r>
+        <w:t xml:space="preserve"> </w:t>
+      </w:r>
+      <w:proofErr w:type="spellStart"/>
+      <w:r>
+        <w:rPr>
+          <w:lang w:val="ru-RU"/>
+        </w:rPr>
+        <w:t>бойові</w:t>
+      </w:r>
+      <w:proofErr w:type="spellEnd"/>
+      <w:r>
+        <w:t xml:space="preserve"> </w:t>
+      </w:r>
+      <w:proofErr w:type="spellStart"/>
+      <w:r>
+        <w:rPr>
+          <w:lang w:val="ru-RU"/>
+        </w:rPr>
+        <w:t>системи</w:t>
+      </w:r>
+      <w:proofErr w:type="spellEnd"/>
+      <w:r>
+        <w:t xml:space="preserve"> </w:t>
+      </w:r>
+      <w:r>
+        <w:rPr>
+          <w:lang w:val="ru-RU"/>
+        </w:rPr>
+        <w:t>та</w:t>
+      </w:r>
+      <w:r>
+        <w:t xml:space="preserve"> </w:t>
+      </w:r>
+      <w:proofErr w:type="spellStart"/>
+      <w:r>
+        <w:rPr>
+          <w:lang w:val="ru-RU"/>
+        </w:rPr>
+        <w:t>системи</w:t>
+      </w:r>
+      <w:proofErr w:type="spellEnd"/>
+      <w:r>
+        <w:t xml:space="preserve"> </w:t>
+      </w:r>
+      <w:r>
+        <w:rPr>
+          <w:lang w:val="ru-RU"/>
+        </w:rPr>
+        <w:t>персонажа</w:t>
+      </w:r>
+      <w:r>
+        <w:t xml:space="preserve">: </w:t>
+      </w:r>
+      <w:r>
+        <w:rPr>
+          <w:lang w:val="ru-RU"/>
+        </w:rPr>
+        <w:t>атаки</w:t>
+      </w:r>
+      <w:r>
+        <w:t xml:space="preserve">, </w:t>
+      </w:r>
+      <w:proofErr w:type="spellStart"/>
+      <w:r>
+        <w:rPr>
+          <w:lang w:val="ru-RU"/>
+        </w:rPr>
+        <w:t>постріли</w:t>
+      </w:r>
+      <w:proofErr w:type="spellEnd"/>
+      <w:r>
+        <w:t xml:space="preserve">, </w:t>
+      </w:r>
+      <w:proofErr w:type="spellStart"/>
+      <w:r>
+        <w:rPr>
+          <w:lang w:val="ru-RU"/>
+        </w:rPr>
+        <w:t>завдання</w:t>
+      </w:r>
+      <w:proofErr w:type="spellEnd"/>
+      <w:r>
+        <w:t xml:space="preserve"> </w:t>
+      </w:r>
+      <w:proofErr w:type="spellStart"/>
+      <w:r>
+        <w:rPr>
+          <w:lang w:val="ru-RU"/>
+        </w:rPr>
+        <w:t>шкоди</w:t>
+      </w:r>
+      <w:proofErr w:type="spellEnd"/>
+      <w:r>
+        <w:t xml:space="preserve">, </w:t>
+      </w:r>
+      <w:proofErr w:type="spellStart"/>
+      <w:r>
+        <w:rPr>
+          <w:lang w:val="ru-RU"/>
+        </w:rPr>
+        <w:t>відкидання</w:t>
+      </w:r>
+      <w:proofErr w:type="spellEnd"/>
+      <w:r>
+        <w:t xml:space="preserve">, </w:t>
+      </w:r>
+      <w:proofErr w:type="spellStart"/>
+      <w:r>
+        <w:rPr>
+          <w:lang w:val="ru-RU"/>
+        </w:rPr>
+        <w:t>інвентар</w:t>
+      </w:r>
+      <w:proofErr w:type="spellEnd"/>
+      <w:r>
+        <w:t xml:space="preserve">, </w:t>
+      </w:r>
+      <w:proofErr w:type="spellStart"/>
+      <w:r>
+        <w:rPr>
+          <w:lang w:val="ru-RU"/>
+        </w:rPr>
+        <w:t>налаштування</w:t>
+      </w:r>
+      <w:proofErr w:type="spellEnd"/>
+      <w:r>
+        <w:t xml:space="preserve"> </w:t>
+      </w:r>
+      <w:proofErr w:type="spellStart"/>
+      <w:r>
+        <w:rPr>
+          <w:lang w:val="ru-RU"/>
+        </w:rPr>
+        <w:t>користувача</w:t>
+      </w:r>
+      <w:proofErr w:type="spellEnd"/>
+      <w:r>
+        <w:t xml:space="preserve">, </w:t>
+      </w:r>
+      <w:r>
+        <w:rPr>
+          <w:lang w:val="ru-RU"/>
+        </w:rPr>
+        <w:t>кат</w:t>
+      </w:r>
+      <w:r>
+        <w:t>-</w:t>
+      </w:r>
+      <w:proofErr w:type="spellStart"/>
+      <w:r>
+        <w:rPr>
+          <w:lang w:val="ru-RU"/>
+        </w:rPr>
+        <w:t>сцени</w:t>
+      </w:r>
+      <w:proofErr w:type="spellEnd"/>
+      <w:r>
+        <w:t xml:space="preserve"> </w:t>
+      </w:r>
+      <w:r>
+        <w:rPr>
+          <w:lang w:val="ru-RU"/>
+        </w:rPr>
+        <w:t>та</w:t>
+      </w:r>
+      <w:r>
+        <w:t xml:space="preserve"> </w:t>
+      </w:r>
+      <w:proofErr w:type="spellStart"/>
+      <w:r>
+        <w:rPr>
+          <w:lang w:val="ru-RU"/>
+        </w:rPr>
+        <w:t>конфігурації</w:t>
+      </w:r>
+      <w:proofErr w:type="spellEnd"/>
+      <w:r>
+        <w:t xml:space="preserve"> </w:t>
+      </w:r>
+      <w:r>
+        <w:rPr>
+          <w:lang w:val="ru-RU"/>
+        </w:rPr>
+        <w:t>на</w:t>
+      </w:r>
+      <w:r>
+        <w:t xml:space="preserve"> </w:t>
+      </w:r>
+      <w:proofErr w:type="spellStart"/>
+      <w:r>
+        <w:rPr>
+          <w:lang w:val="ru-RU"/>
+        </w:rPr>
+        <w:t>основі</w:t>
+      </w:r>
+      <w:proofErr w:type="spellEnd"/>
+      <w:r>
+        <w:t xml:space="preserve"> </w:t>
+      </w:r>
+      <w:proofErr w:type="spellStart"/>
+      <w:r>
+        <w:t>ScriptableObject</w:t>
+      </w:r>
+      <w:proofErr w:type="spellEnd"/>
+      <w:r>
+        <w:t>.</w:t>
       </w:r>
     </w:p>
     <w:p>
       <w:pPr>
         <w:pStyle w:val="a0"/>
-        <w:rPr>
-          <w:lang w:val="ru-RU"/>
-        </w:rPr>
-      </w:pPr>
-      <w:r>
-        <w:rPr>
-          <w:lang w:val="ru-RU"/>
-        </w:rPr>
-        <w:t>Реалізував здібності персонажа й взаємодії з оточенням: телепортацію, вогняну кулю, компаньйона Wisp, healing pencil, підтягування на виступ, атаки в повітрі, блокування та інші механіки.</w:t>
+      </w:pPr>
+      <w:proofErr w:type="spellStart"/>
+      <w:r>
+        <w:rPr>
+          <w:lang w:val="ru-RU"/>
+        </w:rPr>
+        <w:t>Реалізував</w:t>
+      </w:r>
+      <w:proofErr w:type="spellEnd"/>
+      <w:r>
+        <w:t xml:space="preserve"> </w:t>
+      </w:r>
+      <w:proofErr w:type="spellStart"/>
+      <w:r>
+        <w:rPr>
+          <w:lang w:val="ru-RU"/>
+        </w:rPr>
+        <w:t>здібності</w:t>
+      </w:r>
+      <w:proofErr w:type="spellEnd"/>
+      <w:r>
+        <w:t xml:space="preserve"> </w:t>
+      </w:r>
+      <w:r>
+        <w:rPr>
+          <w:lang w:val="ru-RU"/>
+        </w:rPr>
+        <w:t>персонажа</w:t>
+      </w:r>
+      <w:r>
+        <w:t xml:space="preserve"> </w:t>
+      </w:r>
+      <w:r>
+        <w:rPr>
+          <w:lang w:val="ru-RU"/>
+        </w:rPr>
+        <w:t>й</w:t>
+      </w:r>
+      <w:r>
+        <w:t xml:space="preserve"> </w:t>
+      </w:r>
+      <w:proofErr w:type="spellStart"/>
+      <w:r>
+        <w:rPr>
+          <w:lang w:val="ru-RU"/>
+        </w:rPr>
+        <w:t>взаємодії</w:t>
+      </w:r>
+      <w:proofErr w:type="spellEnd"/>
+      <w:r>
+        <w:t xml:space="preserve"> </w:t>
+      </w:r>
+      <w:r>
+        <w:rPr>
+          <w:lang w:val="ru-RU"/>
+        </w:rPr>
+        <w:t>з</w:t>
+      </w:r>
+      <w:r>
+        <w:t xml:space="preserve"> </w:t>
+      </w:r>
+      <w:proofErr w:type="spellStart"/>
+      <w:r>
+        <w:rPr>
+          <w:lang w:val="ru-RU"/>
+        </w:rPr>
+        <w:t>оточенням</w:t>
+      </w:r>
+      <w:proofErr w:type="spellEnd"/>
+      <w:r>
+        <w:t xml:space="preserve">: </w:t>
+      </w:r>
+      <w:proofErr w:type="spellStart"/>
+      <w:r>
+        <w:rPr>
+          <w:lang w:val="ru-RU"/>
+        </w:rPr>
+        <w:t>телепортацію</w:t>
+      </w:r>
+      <w:proofErr w:type="spellEnd"/>
+      <w:r>
+        <w:t xml:space="preserve">, </w:t>
+      </w:r>
+      <w:proofErr w:type="spellStart"/>
+      <w:r>
+        <w:rPr>
+          <w:lang w:val="ru-RU"/>
+        </w:rPr>
+        <w:t>вогняну</w:t>
+      </w:r>
+      <w:proofErr w:type="spellEnd"/>
+      <w:r>
+        <w:t xml:space="preserve"> </w:t>
+      </w:r>
+      <w:r>
+        <w:rPr>
+          <w:lang w:val="ru-RU"/>
+        </w:rPr>
+        <w:t>кулю</w:t>
+      </w:r>
+      <w:r>
+        <w:t xml:space="preserve">, </w:t>
+      </w:r>
+      <w:proofErr w:type="spellStart"/>
+      <w:r>
+        <w:rPr>
+          <w:lang w:val="ru-RU"/>
+        </w:rPr>
+        <w:t>компаньйона</w:t>
+      </w:r>
+      <w:proofErr w:type="spellEnd"/>
+      <w:r>
+        <w:t xml:space="preserve"> Wisp, healing pencil, </w:t>
+      </w:r>
+      <w:proofErr w:type="spellStart"/>
+      <w:r>
+        <w:rPr>
+          <w:lang w:val="ru-RU"/>
+        </w:rPr>
+        <w:t>підтягування</w:t>
+      </w:r>
+      <w:proofErr w:type="spellEnd"/>
+      <w:r>
+        <w:t xml:space="preserve"> </w:t>
+      </w:r>
+      <w:r>
+        <w:rPr>
+          <w:lang w:val="ru-RU"/>
+        </w:rPr>
+        <w:t>на</w:t>
+      </w:r>
+      <w:r>
+        <w:t xml:space="preserve"> </w:t>
+      </w:r>
+      <w:proofErr w:type="spellStart"/>
+      <w:r>
+        <w:rPr>
+          <w:lang w:val="ru-RU"/>
+        </w:rPr>
+        <w:t>виступ</w:t>
+      </w:r>
+      <w:proofErr w:type="spellEnd"/>
+      <w:r>
+        <w:t xml:space="preserve">, </w:t>
+      </w:r>
+      <w:r>
+        <w:rPr>
+          <w:lang w:val="ru-RU"/>
+        </w:rPr>
+        <w:t>атаки</w:t>
+      </w:r>
+      <w:r>
+        <w:t xml:space="preserve"> </w:t>
+      </w:r>
+      <w:r>
+        <w:rPr>
+          <w:lang w:val="ru-RU"/>
+        </w:rPr>
+        <w:t>в</w:t>
+      </w:r>
+      <w:r>
+        <w:t xml:space="preserve"> </w:t>
+      </w:r>
+      <w:proofErr w:type="spellStart"/>
+      <w:r>
+        <w:rPr>
+          <w:lang w:val="ru-RU"/>
+        </w:rPr>
+        <w:t>повітрі</w:t>
+      </w:r>
+      <w:proofErr w:type="spellEnd"/>
+      <w:r>
+        <w:t xml:space="preserve">, </w:t>
+      </w:r>
+      <w:proofErr w:type="spellStart"/>
+      <w:r>
+        <w:rPr>
+          <w:lang w:val="ru-RU"/>
+        </w:rPr>
+        <w:t>блокування</w:t>
+      </w:r>
+      <w:proofErr w:type="spellEnd"/>
+      <w:r>
+        <w:t xml:space="preserve"> </w:t>
+      </w:r>
+      <w:r>
+        <w:rPr>
+          <w:lang w:val="ru-RU"/>
+        </w:rPr>
+        <w:t>та</w:t>
+      </w:r>
+      <w:r>
+        <w:t xml:space="preserve"> </w:t>
+      </w:r>
+      <w:proofErr w:type="spellStart"/>
+      <w:r>
+        <w:rPr>
+          <w:lang w:val="ru-RU"/>
+        </w:rPr>
+        <w:t>інші</w:t>
+      </w:r>
+      <w:proofErr w:type="spellEnd"/>
+      <w:r>
+        <w:t xml:space="preserve"> </w:t>
+      </w:r>
+      <w:proofErr w:type="spellStart"/>
+      <w:r>
+        <w:rPr>
+          <w:lang w:val="ru-RU"/>
+        </w:rPr>
+        <w:t>механіки</w:t>
+      </w:r>
+      <w:proofErr w:type="spellEnd"/>
+      <w:r>
+        <w:t>.</w:t>
       </w:r>
     </w:p>
     <w:p>
@@ -531,7 +1710,131 @@
         <w:pStyle w:val="a0"/>
       </w:pPr>
       <w:r>
-        <w:t>Створив інструменти Unity Editor (EditorWindow, CustomEditor) і налаштував процес збирання та розгортання через Steamworks.</w:t>
+        <w:rPr>
+          <w:lang w:val="ru-RU"/>
+        </w:rPr>
+        <w:t>Створив</w:t>
+      </w:r>
+      <w:r>
+        <w:t xml:space="preserve"> </w:t>
+      </w:r>
+      <w:proofErr w:type="spellStart"/>
+      <w:r>
+        <w:rPr>
+          <w:lang w:val="ru-RU"/>
+        </w:rPr>
+        <w:t>інструменти</w:t>
+      </w:r>
+      <w:proofErr w:type="spellEnd"/>
+      <w:r>
+        <w:t xml:space="preserve"> </w:t>
+      </w:r>
+      <w:r>
+        <w:t>Unity</w:t>
+      </w:r>
+      <w:r>
+        <w:t xml:space="preserve"> </w:t>
+      </w:r>
+      <w:r>
+        <w:t>Editor</w:t>
+      </w:r>
+      <w:r>
+        <w:t xml:space="preserve"> (</w:t>
+      </w:r>
+      <w:proofErr w:type="spellStart"/>
+      <w:r>
+        <w:t>EditorWindow</w:t>
+      </w:r>
+      <w:proofErr w:type="spellEnd"/>
+      <w:r>
+        <w:t xml:space="preserve">, </w:t>
+      </w:r>
+      <w:proofErr w:type="spellStart"/>
+      <w:r>
+        <w:t>CustomEditor</w:t>
+      </w:r>
+      <w:proofErr w:type="spellEnd"/>
+      <w:r>
+        <w:t xml:space="preserve">) </w:t>
+      </w:r>
+      <w:r>
+        <w:rPr>
+          <w:lang w:val="ru-RU"/>
+        </w:rPr>
+        <w:t>і</w:t>
+      </w:r>
+      <w:r>
+        <w:t xml:space="preserve"> </w:t>
+      </w:r>
+      <w:proofErr w:type="spellStart"/>
+      <w:r>
+        <w:rPr>
+          <w:lang w:val="ru-RU"/>
+        </w:rPr>
+        <w:t>налаштував</w:t>
+      </w:r>
+      <w:proofErr w:type="spellEnd"/>
+      <w:r>
+        <w:t xml:space="preserve"> </w:t>
+      </w:r>
+      <w:proofErr w:type="spellStart"/>
+      <w:r>
+        <w:rPr>
+          <w:lang w:val="ru-RU"/>
+        </w:rPr>
+        <w:t>процес</w:t>
+      </w:r>
+      <w:proofErr w:type="spellEnd"/>
+      <w:r>
+        <w:t xml:space="preserve"> </w:t>
+      </w:r>
+      <w:proofErr w:type="spellStart"/>
+      <w:r>
+        <w:rPr>
+          <w:lang w:val="ru-RU"/>
+        </w:rPr>
+        <w:t>збирання</w:t>
+      </w:r>
+      <w:proofErr w:type="spellEnd"/>
+      <w:r>
+        <w:t xml:space="preserve"> </w:t>
+      </w:r>
+      <w:r>
+        <w:rPr>
+          <w:lang w:val="ru-RU"/>
+        </w:rPr>
+        <w:t>та</w:t>
+      </w:r>
+      <w:r>
+        <w:t xml:space="preserve"> </w:t>
+      </w:r>
+      <w:proofErr w:type="spellStart"/>
+      <w:r>
+        <w:rPr>
+          <w:lang w:val="ru-RU"/>
+        </w:rPr>
+        <w:t>розгортання</w:t>
+      </w:r>
+      <w:proofErr w:type="spellEnd"/>
+      <w:r>
+        <w:t xml:space="preserve"> </w:t>
+      </w:r>
+      <w:r>
+        <w:rPr>
+          <w:lang w:val="ru-RU"/>
+        </w:rPr>
+        <w:t>через</w:t>
+      </w:r>
+      <w:r>
+        <w:t xml:space="preserve"> </w:t>
+      </w:r>
+      <w:proofErr w:type="spellStart"/>
+      <w:r>
+        <w:t>Steamworks</w:t>
+      </w:r>
+      <w:proofErr w:type="spellEnd"/>
+      <w:r>
+        <w:t>.</w:t>
       </w:r>
     </w:p>
     <w:p>
@@ -541,11 +1844,61 @@
           <w:lang w:val="ru-RU"/>
         </w:rPr>
       </w:pPr>
-      <w:r>
-        <w:rPr>
-          <w:lang w:val="ru-RU"/>
-        </w:rPr>
-        <w:t>Реалізував легкі власні шейдери для ігрових та UI-ефектів, поліпшивши візуальний зворотний зв'язок без помітного впливу на продуктивність.</w:t>
+      <w:proofErr w:type="spellStart"/>
+      <w:r>
+        <w:rPr>
+          <w:lang w:val="ru-RU"/>
+        </w:rPr>
+        <w:t>Реалізував</w:t>
+      </w:r>
+      <w:proofErr w:type="spellEnd"/>
+      <w:r>
+        <w:rPr>
+          <w:lang w:val="ru-RU"/>
+        </w:rPr>
+        <w:t xml:space="preserve"> </w:t>
+      </w:r>
+      <w:proofErr w:type="spellStart"/>
+      <w:r>
+        <w:rPr>
+          <w:lang w:val="ru-RU"/>
+        </w:rPr>
+        <w:t>легкі</w:t>
+      </w:r>
+      <w:proofErr w:type="spellEnd"/>
+      <w:r>
+        <w:rPr>
+          <w:lang w:val="ru-RU"/>
+        </w:rPr>
+        <w:t xml:space="preserve"> </w:t>
+      </w:r>
+      <w:proofErr w:type="spellStart"/>
+      <w:r>
+        <w:rPr>
+          <w:lang w:val="ru-RU"/>
+        </w:rPr>
+        <w:t>власні</w:t>
+      </w:r>
+      <w:proofErr w:type="spellEnd"/>
+      <w:r>
+        <w:rPr>
+          <w:lang w:val="ru-RU"/>
+        </w:rPr>
+        <w:t xml:space="preserve"> </w:t>
+      </w:r>
+      <w:proofErr w:type="spellStart"/>
+      <w:r>
+        <w:rPr>
+          <w:lang w:val="ru-RU"/>
+        </w:rPr>
+        <w:t>шейдери</w:t>
+      </w:r>
+      <w:proofErr w:type="spellEnd"/>
+      <w:r>
+        <w:rPr>
+          <w:lang w:val="ru-RU"/>
+        </w:rPr>
+        <w:t xml:space="preserve"> для ігрових та UI-ефектів, поліпшивши візуальний зворотний зв'язок без помітного впливу на продуктивність.</w:t>
       </w:r>
     </w:p>
     <w:p>
@@ -571,13 +1924,24 @@
     <w:p>
       <w:pPr>
         <w:spacing w:after="10"/>
+        <w:rPr>
+          <w:lang w:val="ru-RU"/>
+        </w:rPr>
       </w:pPr>
       <w:r>
         <w:rPr>
           <w:i/>
           <w:color w:val="4B5563"/>
-        </w:rPr>
-        <w:t>Листопад 2025 — грудень 2025 | Настільний застосунок для Windows</w:t>
+          <w:lang w:val="ru-RU"/>
+        </w:rPr>
+        <w:t xml:space="preserve">Листопад 2025 — грудень 2025 | Настільний застосунок для </w:t>
+      </w:r>
+      <w:r>
+        <w:rPr>
+          <w:i/>
+          <w:color w:val="4B5563"/>
+        </w:rPr>
+        <w:t>Windows</w:t>
       </w:r>
     </w:p>
     <w:p>
@@ -647,9 +2011,42 @@
     <w:p>
       <w:pPr>
         <w:pStyle w:val="a0"/>
-      </w:pPr>
-      <w:r>
-        <w:t>Реалізовував ігрові механіки та LiveOps-функції: onboarding, щоденні бонуси, бонусні сервіси, нагороди, промокоди, рекомендовані історії, реферальну систему, вподобання/невподобання, галерею ілюстрацій, конфігурацію жанрів, сортування контенту, мінісітібілдер і збереження прогресу через PlayFab.</w:t>
+        <w:rPr>
+          <w:lang w:val="ru-RU"/>
+        </w:rPr>
+      </w:pPr>
+      <w:r>
+        <w:rPr>
+          <w:lang w:val="ru-RU"/>
+        </w:rPr>
+        <w:t xml:space="preserve">Реалізовував ігрові механіки та </w:t>
+      </w:r>
+      <w:r>
+        <w:t>LiveOps</w:t>
+      </w:r>
+      <w:r>
+        <w:rPr>
+          <w:lang w:val="ru-RU"/>
+        </w:rPr>
+        <w:t xml:space="preserve">-функції: </w:t>
+      </w:r>
+      <w:r>
+        <w:t>onboarding</w:t>
+      </w:r>
+      <w:r>
+        <w:rPr>
+          <w:lang w:val="ru-RU"/>
+        </w:rPr>
+        <w:t xml:space="preserve">, щоденні бонуси, бонусні сервіси, нагороди, промокоди, рекомендовані історії, реферальну систему, вподобання/невподобання, галерею ілюстрацій, конфігурацію жанрів, сортування контенту, мінісітібілдер і збереження прогресу через </w:t>
+      </w:r>
+      <w:r>
+        <w:t>PlayFab</w:t>
+      </w:r>
+      <w:r>
+        <w:rPr>
+          <w:lang w:val="ru-RU"/>
+        </w:rPr>
+        <w:t>.</w:t>
       </w:r>
     </w:p>
     <w:p>
@@ -753,9 +2150,42 @@
     <w:p>
       <w:pPr>
         <w:pStyle w:val="a0"/>
-      </w:pPr>
-      <w:r>
-        <w:t>Інтегрував SDK реклами, аналітики та A/B-тестування для покращення утримання гравців і монетизації.</w:t>
+        <w:rPr>
+          <w:lang w:val="ru-RU"/>
+        </w:rPr>
+      </w:pPr>
+      <w:r>
+        <w:rPr>
+          <w:lang w:val="ru-RU"/>
+        </w:rPr>
+        <w:t xml:space="preserve">Інтегрував </w:t>
+      </w:r>
+      <w:r>
+        <w:t>SDK</w:t>
+      </w:r>
+      <w:r>
+        <w:rPr>
+          <w:lang w:val="ru-RU"/>
+        </w:rPr>
+        <w:t xml:space="preserve"> реклами, аналітики та </w:t>
+      </w:r>
+      <w:r>
+        <w:t>A</w:t>
+      </w:r>
+      <w:r>
+        <w:rPr>
+          <w:lang w:val="ru-RU"/>
+        </w:rPr>
+        <w:t>/</w:t>
+      </w:r>
+      <w:r>
+        <w:t>B</w:t>
+      </w:r>
+      <w:r>
+        <w:rPr>
+          <w:lang w:val="ru-RU"/>
+        </w:rPr>
+        <w:t>-тестування для покращення утримання гравців і монетизації.</w:t>
       </w:r>
     </w:p>
     <w:p>
@@ -913,11 +2343,15 @@
     <w:p>
       <w:pPr>
         <w:spacing w:after="10"/>
+        <w:rPr>
+          <w:lang w:val="ru-RU"/>
+        </w:rPr>
       </w:pPr>
       <w:r>
         <w:rPr>
           <w:i/>
           <w:color w:val="4B5563"/>
+          <w:lang w:val="ru-RU"/>
         </w:rPr>
         <w:t>Серпень 2021 — лютий 2022 | Мобільні ігрові системи, власний рушій</w:t>
       </w:r>
@@ -947,7 +2381,21 @@
         <w:rPr>
           <w:lang w:val="ru-RU"/>
         </w:rPr>
-        <w:t>Брав участь у створенні ігрових механік на рівні рушія та підготовці технічної документації.</w:t>
+        <w:t xml:space="preserve">Брав участь у створенні ігрових механік на рівні </w:t>
+      </w:r>
+      <w:proofErr w:type="gramStart"/>
+      <w:r>
+        <w:rPr>
+          <w:lang w:val="ru-RU"/>
+        </w:rPr>
+        <w:t>рушія</w:t>
+      </w:r>
+      <w:proofErr w:type="gramEnd"/>
+      <w:r>
+        <w:rPr>
+          <w:lang w:val="ru-RU"/>
+        </w:rPr>
+        <w:t xml:space="preserve"> та підготовці технічної документації.</w:t>
       </w:r>
     </w:p>
     <w:p>
@@ -1007,25 +2455,107 @@
     <w:p>
       <w:pPr>
         <w:pStyle w:val="a0"/>
-      </w:pPr>
-      <w:r>
-        <w:t>Упровадив процеси розробки на основі Scrum, внутрішні регламенти, контроль якості та відстеження виконання робіт.</w:t>
+        <w:rPr>
+          <w:lang w:val="ru-RU"/>
+        </w:rPr>
+      </w:pPr>
+      <w:r>
+        <w:rPr>
+          <w:lang w:val="ru-RU"/>
+        </w:rPr>
+        <w:t xml:space="preserve">Упровадив процеси розробки на основі </w:t>
+      </w:r>
+      <w:r>
+        <w:t>Scrum</w:t>
+      </w:r>
+      <w:r>
+        <w:rPr>
+          <w:lang w:val="ru-RU"/>
+        </w:rPr>
+        <w:t>, внутрішні регламенти, контроль якості та відстеження виконання робіт.</w:t>
       </w:r>
     </w:p>
     <w:p>
       <w:pPr>
         <w:pStyle w:val="a0"/>
-      </w:pPr>
-      <w:r>
-        <w:t>Підвищував надійність інфраструктури: міграція серверів, резервне копіювання, моніторинг, Zabbix і перевірки працездатності.</w:t>
+        <w:rPr>
+          <w:lang w:val="ru-RU"/>
+        </w:rPr>
+      </w:pPr>
+      <w:r>
+        <w:rPr>
+          <w:lang w:val="ru-RU"/>
+        </w:rPr>
+        <w:t xml:space="preserve">Підвищував надійність інфраструктури: міграція серверів, резервне копіювання, моніторинг, </w:t>
+      </w:r>
+      <w:r>
+        <w:t>Zabbix</w:t>
+      </w:r>
+      <w:r>
+        <w:rPr>
+          <w:lang w:val="ru-RU"/>
+        </w:rPr>
+        <w:t xml:space="preserve"> і перевірки працездатності.</w:t>
       </w:r>
     </w:p>
     <w:p>
       <w:pPr>
         <w:pStyle w:val="a0"/>
-      </w:pPr>
-      <w:r>
-        <w:t>Упровадив CI/CD-процеси на Jenkins та управління конфігураціями через FreeIPA і Puppet.</w:t>
+        <w:rPr>
+          <w:lang w:val="ru-RU"/>
+        </w:rPr>
+      </w:pPr>
+      <w:r>
+        <w:rPr>
+          <w:lang w:val="ru-RU"/>
+        </w:rPr>
+        <w:lastRenderedPageBreak/>
+        <w:t xml:space="preserve">Упровадив </w:t>
+      </w:r>
+      <w:r>
+        <w:t>CI</w:t>
+      </w:r>
+      <w:r>
+        <w:rPr>
+          <w:lang w:val="ru-RU"/>
+        </w:rPr>
+        <w:t>/</w:t>
+      </w:r>
+      <w:r>
+        <w:t>CD</w:t>
+      </w:r>
+      <w:r>
+        <w:rPr>
+          <w:lang w:val="ru-RU"/>
+        </w:rPr>
+        <w:t xml:space="preserve">-процеси на </w:t>
+      </w:r>
+      <w:r>
+        <w:t>Jenkins</w:t>
+      </w:r>
+      <w:r>
+        <w:rPr>
+          <w:lang w:val="ru-RU"/>
+        </w:rPr>
+        <w:t xml:space="preserve"> та управління конфігураціями через </w:t>
+      </w:r>
+      <w:r>
+        <w:t>FreeIPA</w:t>
+      </w:r>
+      <w:r>
+        <w:rPr>
+          <w:lang w:val="ru-RU"/>
+        </w:rPr>
+        <w:t xml:space="preserve"> і </w:t>
+      </w:r>
+      <w:r>
+        <w:t>Puppet</w:t>
+      </w:r>
+      <w:r>
+        <w:rPr>
+          <w:lang w:val="ru-RU"/>
+        </w:rPr>
+        <w:t>.</w:t>
       </w:r>
     </w:p>
     <w:p>
@@ -1065,11 +2595,15 @@
     <w:p>
       <w:pPr>
         <w:spacing w:after="10"/>
+        <w:rPr>
+          <w:lang w:val="ru-RU"/>
+        </w:rPr>
       </w:pPr>
       <w:r>
         <w:rPr>
           <w:i/>
           <w:color w:val="4B5563"/>
+          <w:lang w:val="ru-RU"/>
         </w:rPr>
         <w:t>Вересень 2011 — грудень 2013 | Ігри для соціальних мереж та мобільних платформ</w:t>
       </w:r>
@@ -1125,21 +2659,73 @@
     <w:p>
       <w:pPr>
         <w:spacing w:after="10"/>
+        <w:rPr>
+          <w:lang w:val="ru-RU"/>
+        </w:rPr>
       </w:pPr>
       <w:r>
         <w:rPr>
           <w:i/>
           <w:color w:val="4B5563"/>
-        </w:rPr>
-        <w:t>Квітень 2007 — вересень 2011 | Вебсайти, портали та Flash-застосунки</w:t>
+          <w:lang w:val="ru-RU"/>
+        </w:rPr>
+        <w:t xml:space="preserve">Квітень 2007 — вересень 2011 | Вебсайти, портали та </w:t>
+      </w:r>
+      <w:r>
+        <w:rPr>
+          <w:i/>
+          <w:color w:val="4B5563"/>
+        </w:rPr>
+        <w:t>Flash</w:t>
+      </w:r>
+      <w:r>
+        <w:rPr>
+          <w:i/>
+          <w:color w:val="4B5563"/>
+          <w:lang w:val="ru-RU"/>
+        </w:rPr>
+        <w:t>-застосунки</w:t>
       </w:r>
     </w:p>
     <w:p>
       <w:pPr>
         <w:pStyle w:val="a0"/>
-      </w:pPr>
-      <w:r>
-        <w:t>Розробляв вебсайти, вебігри та портали: проєктування баз даних, backend/frontend-розробка, SEO, хостинг і розгортання.</w:t>
+        <w:rPr>
+          <w:lang w:val="ru-RU"/>
+        </w:rPr>
+      </w:pPr>
+      <w:r>
+        <w:rPr>
+          <w:lang w:val="ru-RU"/>
+        </w:rPr>
+        <w:t xml:space="preserve">Розробляв вебсайти, вебігри та портали: проєктування баз даних, </w:t>
+      </w:r>
+      <w:r>
+        <w:t>backend</w:t>
+      </w:r>
+      <w:r>
+        <w:rPr>
+          <w:lang w:val="ru-RU"/>
+        </w:rPr>
+        <w:t>/</w:t>
+      </w:r>
+      <w:r>
+        <w:t>frontend</w:t>
+      </w:r>
+      <w:r>
+        <w:rPr>
+          <w:lang w:val="ru-RU"/>
+        </w:rPr>
+        <w:t xml:space="preserve">-розробка, </w:t>
+      </w:r>
+      <w:r>
+        <w:t>SEO</w:t>
+      </w:r>
+      <w:r>
+        <w:rPr>
+          <w:lang w:val="ru-RU"/>
+        </w:rPr>
+        <w:t>, хостинг і розгортання.</w:t>
       </w:r>
     </w:p>
     <w:p>
@@ -1187,15 +2773,24 @@
         <w:pBdr>
           <w:bottom w:val="single" w:sz="3" w:space="1" w:color="CBD5E1"/>
         </w:pBdr>
-        <w:rPr>
-          <w:lang w:val="ru-RU"/>
-        </w:rPr>
-      </w:pPr>
-      <w:r>
-        <w:rPr>
-          <w:lang w:val="ru-RU"/>
-        </w:rPr>
-        <w:t>Власні проєкти (Independent Projects)</w:t>
+      </w:pPr>
+      <w:r>
+        <w:rPr>
+          <w:lang w:val="ru-RU"/>
+        </w:rPr>
+        <w:t>Власні</w:t>
+      </w:r>
+      <w:r>
+        <w:t xml:space="preserve"> </w:t>
+      </w:r>
+      <w:r>
+        <w:rPr>
+          <w:lang w:val="ru-RU"/>
+        </w:rPr>
+        <w:t>проєкти</w:t>
+      </w:r>
+      <w:r>
+        <w:t xml:space="preserve"> (Independent Projects)</w:t>
       </w:r>
     </w:p>
     <w:p>
@@ -1223,9 +2818,6 @@
       </w:r>
       <w:hyperlink r:id="rId11">
         <w:r>
-          <w:rPr>
-            <w:rStyle w:val="Hyperlink"/>
-          </w:rPr>
           <w:t>Опис проєкту в портфоліо</w:t>
         </w:r>
       </w:hyperlink>
@@ -1241,15 +2833,87 @@
     <w:p>
       <w:pPr>
         <w:pStyle w:val="a0"/>
-        <w:rPr>
-          <w:lang w:val="ru-RU"/>
-        </w:rPr>
-      </w:pPr>
-      <w:r>
-        <w:rPr>
-          <w:lang w:val="ru-RU"/>
-        </w:rPr>
-        <w:t>Реалізую ігрові сервіси, аналітику та монетизацію з використанням PlayFab, GameAnalytics, Google Play Billing і AdMob.</w:t>
+      </w:pPr>
+      <w:r>
+        <w:rPr>
+          <w:lang w:val="ru-RU"/>
+        </w:rPr>
+        <w:t>Реалізую</w:t>
+      </w:r>
+      <w:r>
+        <w:t xml:space="preserve"> </w:t>
+      </w:r>
+      <w:r>
+        <w:rPr>
+          <w:lang w:val="ru-RU"/>
+        </w:rPr>
+        <w:t>ігрові</w:t>
+      </w:r>
+      <w:r>
+        <w:t xml:space="preserve"> </w:t>
+      </w:r>
+      <w:r>
+        <w:rPr>
+          <w:lang w:val="ru-RU"/>
+        </w:rPr>
+        <w:t>сервіси</w:t>
+      </w:r>
+      <w:r>
+        <w:t xml:space="preserve">, </w:t>
+      </w:r>
+      <w:r>
+        <w:rPr>
+          <w:lang w:val="ru-RU"/>
+        </w:rPr>
+        <w:t>аналітику</w:t>
+      </w:r>
+      <w:r>
+        <w:t xml:space="preserve"> </w:t>
+      </w:r>
+      <w:r>
+        <w:rPr>
+          <w:lang w:val="ru-RU"/>
+        </w:rPr>
+        <w:t>та</w:t>
+      </w:r>
+      <w:r>
+        <w:t xml:space="preserve"> </w:t>
+      </w:r>
+      <w:r>
+        <w:rPr>
+          <w:lang w:val="ru-RU"/>
+        </w:rPr>
+        <w:t>монетизацію</w:t>
+      </w:r>
+      <w:r>
+        <w:t xml:space="preserve"> </w:t>
+      </w:r>
+      <w:r>
+        <w:rPr>
+          <w:lang w:val="ru-RU"/>
+        </w:rPr>
+        <w:t>з</w:t>
+      </w:r>
+      <w:r>
+        <w:t xml:space="preserve"> </w:t>
+      </w:r>
+      <w:r>
+        <w:rPr>
+          <w:lang w:val="ru-RU"/>
+        </w:rPr>
+        <w:t>використанням</w:t>
+      </w:r>
+      <w:r>
+        <w:t xml:space="preserve"> PlayFab, GameAnalytics, Google Play Billing </w:t>
+      </w:r>
+      <w:r>
+        <w:rPr>
+          <w:lang w:val="ru-RU"/>
+        </w:rPr>
+        <w:t>і</w:t>
+      </w:r>
+      <w:r>
+        <w:t xml:space="preserve"> AdMob.</w:t>
       </w:r>
     </w:p>
     <w:p>
@@ -1269,9 +2933,6 @@
         <w:pBdr>
           <w:bottom w:val="single" w:sz="3" w:space="1" w:color="CBD5E1"/>
         </w:pBdr>
-        <w:rPr>
-          <w:lang w:val="ru-RU"/>
-        </w:rPr>
       </w:pPr>
       <w:r>
         <w:rPr>
@@ -1283,16 +2944,32 @@
     <w:p>
       <w:pPr>
         <w:spacing w:after="10"/>
-        <w:rPr>
-          <w:lang w:val="ru-RU"/>
-        </w:rPr>
       </w:pPr>
       <w:r>
         <w:rPr>
           <w:b/>
           <w:lang w:val="ru-RU"/>
         </w:rPr>
-        <w:t>Мови програмування: C#, C++17, PHP, JavaScript, SQL, HTML, CSS.</w:t>
+        <w:t>Мови</w:t>
+      </w:r>
+      <w:r>
+        <w:rPr>
+          <w:b/>
+        </w:rPr>
+        <w:t xml:space="preserve"> </w:t>
+      </w:r>
+      <w:r>
+        <w:rPr>
+          <w:b/>
+          <w:lang w:val="ru-RU"/>
+        </w:rPr>
+        <w:t>програмування</w:t>
+      </w:r>
+      <w:r>
+        <w:rPr>
+          <w:b/>
+        </w:rPr>
+        <w:t>: C#, C++17, PHP, JavaScript, SQL, HTML, CSS.</w:t>
       </w:r>
     </w:p>
     <w:p>
@@ -1386,9 +3063,33 @@
     <w:p>
       <w:pPr>
         <w:pStyle w:val="a0"/>
-      </w:pPr>
-      <w:r>
-        <w:t>Англійська — A2 (Elementary), активно вивчаю.</w:t>
+        <w:rPr>
+          <w:lang w:val="ru-RU"/>
+        </w:rPr>
+      </w:pPr>
+      <w:r>
+        <w:rPr>
+          <w:lang w:val="ru-RU"/>
+        </w:rPr>
+        <w:t xml:space="preserve">Англійська — </w:t>
+      </w:r>
+      <w:r>
+        <w:t>A</w:t>
+      </w:r>
+      <w:r>
+        <w:rPr>
+          <w:lang w:val="ru-RU"/>
+        </w:rPr>
+        <w:t>2 (</w:t>
+      </w:r>
+      <w:r>
+        <w:t>Elementary</w:t>
+      </w:r>
+      <w:r>
+        <w:rPr>
+          <w:lang w:val="ru-RU"/>
+        </w:rPr>
+        <w:t>), активно вивчаю.</w:t>
       </w:r>
     </w:p>
     <w:p>
@@ -1397,8 +3098,14 @@
         <w:pBdr>
           <w:bottom w:val="single" w:sz="3" w:space="1" w:color="CBD5E1"/>
         </w:pBdr>
-      </w:pPr>
-      <w:r>
+        <w:rPr>
+          <w:lang w:val="ru-RU"/>
+        </w:rPr>
+      </w:pPr>
+      <w:r>
+        <w:rPr>
+          <w:lang w:val="ru-RU"/>
+        </w:rPr>
         <w:t>Освіта</w:t>
       </w:r>
     </w:p>
@@ -2252,6 +3959,7 @@
   <w:style w:type="character" w:default="1" w:styleId="a2">
     <w:name w:val="Default Paragraph Font"/>
     <w:uiPriority w:val="1"/>
+    <w:semiHidden/>
     <w:unhideWhenUsed/>
   </w:style>
   <w:style w:type="table" w:default="1" w:styleId="a3">
